--- a/templates/Global_Candidate_Profile_WAM_UAE.docx
+++ b/templates/Global_Candidate_Profile_WAM_UAE.docx
@@ -617,6 +617,13 @@
     </w:p>
     <w:p>
       <w:pPr>
+        <w:spacing w:after="0" w:line="240" w:lineRule="auto"/>
+        <w:ind w:left="-284" w:right="-472"/>
+        <w:jc w:val="both"/>
+      </w:pPr>
+    </w:p>
+    <w:p>
+      <w:pPr>
         <w:tabs>
           <w:tab w:val="right" w:pos="9498"/>
         </w:tabs>
@@ -832,6 +839,11 @@
       <w:r>
         <w:t xml:space="preserve">				{{degree}}</w:t>
       </w:r>
+    </w:p>
+    <w:p>
+      <w:pPr>
+        <w:pStyle w:val="SHText"/>
+      </w:pPr>
     </w:p>
     <w:p>
       <w:pPr>
